--- a/reports/r0145.docx
+++ b/reports/r0145.docx
@@ -45,7 +45,7 @@
           <w:color w:val="000000"/>
           <w:sz w:val="21"/>
         </w:rPr>
-        <w:t>■ 克拉玛依经济总量列新疆维吾尔自治区第七位，人均GDP约26.29万元、人均经济实力居全省前列，经济增速由8.10%回落至4.60%、有所放缓；固定资产投资连续负增长（最新-15.50%），经济动能仍有待修复。【待补充：克拉玛依市的行政与战略定位、支柱产业及龙头企业（数据库未覆盖，需人工补充）】</w:t>
+        <w:t>■ 克拉玛依作为新疆维吾尔自治区下辖地级市，经济总量列新疆维吾尔自治区第七位，人均GDP约26.29万元、人均经济实力居全省前列，经济增速由8.10%回落至4.60%、有所放缓；固定资产投资连续负增长（最新-15.50%），经济动能仍有待修复。</w:t>
       </w:r>
     </w:p>
     <w:p>
@@ -75,7 +75,7 @@
           <w:color w:val="000000"/>
           <w:sz w:val="21"/>
         </w:rPr>
-        <w:t>产业结构方面，2025年克拉玛依市三次产业结构为1.6:69.1:29.3。【待补充：支柱产业、主要龙头企业、对外贸易等定性描述（数据库未覆盖）】</w:t>
+        <w:t>产业结构方面，2025年克拉玛依市三次产业结构为1.6:69.1:29.3，第二产业占比较高、工业是经济支柱。</w:t>
       </w:r>
     </w:p>
     <w:p>
